--- a/model_fitting/2010/results_chapter.docx
+++ b/model_fitting/2010/results_chapter.docx
@@ -62,7 +62,7 @@
           <w:rFonts w:ascii="Times New Roman" w:hAnsi="Times New Roman"/>
           <w:sz w:val="24"/>
         </w:rPr>
-        <w:t>A total of 318,290 registered live births were included in the final cleaned analytical dataset after removing records with missing values in key variables and implausible maternal age entries. The distribution of birth order across the nine parity categories is presented in Figure 4.1 and summarized below.</w:t>
+        <w:t>A total of 318,288 registered live births were included in the final cleaned analytical dataset after removing records with missing values in key variables and implausible maternal age entries. The distribution of birth order across the nine parity categories is presented in Figure 4.1 and summarized below.</w:t>
       </w:r>
     </w:p>
     <w:p>
@@ -583,7 +583,7 @@
                 <w:rFonts w:ascii="Times New Roman" w:hAnsi="Times New Roman"/>
                 <w:sz w:val="20"/>
               </w:rPr>
-              <w:t>80,786.84</w:t>
+              <w:t>80,787.71</w:t>
             </w:r>
           </w:p>
         </w:tc>
@@ -693,7 +693,7 @@
                 <w:rFonts w:ascii="Times New Roman" w:hAnsi="Times New Roman"/>
                 <w:sz w:val="20"/>
               </w:rPr>
-              <w:t>595.7400</w:t>
+              <w:t>595.7600</w:t>
             </w:r>
           </w:p>
         </w:tc>
@@ -803,7 +803,7 @@
                 <w:rFonts w:ascii="Times New Roman" w:hAnsi="Times New Roman"/>
                 <w:sz w:val="20"/>
               </w:rPr>
-              <w:t>10,906.03</w:t>
+              <w:t>10,906.05</w:t>
             </w:r>
           </w:p>
         </w:tc>
@@ -949,7 +949,7 @@
                 <w:rFonts w:ascii="Times New Roman" w:hAnsi="Times New Roman"/>
                 <w:sz w:val="20"/>
               </w:rPr>
-              <w:t>0.8777</w:t>
+              <w:t>0.8776</w:t>
             </w:r>
           </w:p>
         </w:tc>
@@ -1023,7 +1023,7 @@
                 <w:rFonts w:ascii="Times New Roman" w:hAnsi="Times New Roman"/>
                 <w:sz w:val="20"/>
               </w:rPr>
-              <w:t>988.5000</w:t>
+              <w:t>988.4900</w:t>
             </w:r>
           </w:p>
         </w:tc>
@@ -1590,7 +1590,7 @@
                 <w:rFonts w:ascii="Times New Roman" w:hAnsi="Times New Roman"/>
                 <w:sz w:val="20"/>
               </w:rPr>
-              <w:t>5.6000</w:t>
+              <w:t>5.6010</w:t>
             </w:r>
           </w:p>
         </w:tc>
@@ -1828,7 +1828,7 @@
                 <w:rFonts w:ascii="Times New Roman" w:hAnsi="Times New Roman"/>
                 <w:sz w:val="20"/>
               </w:rPr>
-              <w:t>41.3910</w:t>
+              <w:t>41.3920</w:t>
             </w:r>
           </w:p>
         </w:tc>
@@ -1920,7 +1920,7 @@
                 <w:rFonts w:ascii="Times New Roman" w:hAnsi="Times New Roman"/>
                 <w:sz w:val="20"/>
               </w:rPr>
-              <w:t>92.5130</w:t>
+              <w:t>92.5190</w:t>
             </w:r>
           </w:p>
         </w:tc>
@@ -1938,7 +1938,7 @@
                 <w:rFonts w:ascii="Times New Roman" w:hAnsi="Times New Roman"/>
                 <w:sz w:val="20"/>
               </w:rPr>
-              <w:t>86.9060</w:t>
+              <w:t>86.9130</w:t>
             </w:r>
           </w:p>
         </w:tc>
@@ -1956,7 +1956,7 @@
                 <w:rFonts w:ascii="Times New Roman" w:hAnsi="Times New Roman"/>
                 <w:sz w:val="20"/>
               </w:rPr>
-              <w:t>98.4800</w:t>
+              <w:t>98.4880</w:t>
             </w:r>
           </w:p>
         </w:tc>
@@ -2084,7 +2084,7 @@
                 <w:rFonts w:ascii="Times New Roman" w:hAnsi="Times New Roman"/>
                 <w:sz w:val="20"/>
               </w:rPr>
-              <w:t>0.0260</w:t>
+              <w:t>0.0259</w:t>
             </w:r>
           </w:p>
         </w:tc>
@@ -2158,7 +2158,7 @@
                 <w:rFonts w:ascii="Times New Roman" w:hAnsi="Times New Roman"/>
                 <w:sz w:val="20"/>
               </w:rPr>
-              <w:t>0.2190</w:t>
+              <w:t>0.2260</w:t>
             </w:r>
           </w:p>
         </w:tc>
@@ -2176,7 +2176,7 @@
                 <w:rFonts w:ascii="Times New Roman" w:hAnsi="Times New Roman"/>
                 <w:sz w:val="20"/>
               </w:rPr>
-              <w:t>1.5540</w:t>
+              <w:t>1.5060</w:t>
             </w:r>
           </w:p>
         </w:tc>
@@ -2194,7 +2194,7 @@
                 <w:rFonts w:ascii="Times New Roman" w:hAnsi="Times New Roman"/>
                 <w:sz w:val="20"/>
               </w:rPr>
-              <w:t>0.2806</w:t>
+              <w:t>0.2651</w:t>
             </w:r>
           </w:p>
         </w:tc>
@@ -2268,7 +2268,7 @@
                 <w:rFonts w:ascii="Times New Roman" w:hAnsi="Times New Roman"/>
                 <w:sz w:val="20"/>
               </w:rPr>
-              <w:t>0.3070</w:t>
+              <w:t>0.3090</w:t>
             </w:r>
           </w:p>
         </w:tc>
@@ -2286,7 +2286,7 @@
                 <w:rFonts w:ascii="Times New Roman" w:hAnsi="Times New Roman"/>
                 <w:sz w:val="20"/>
               </w:rPr>
-              <w:t>2.8080</w:t>
+              <w:t>2.7910</w:t>
             </w:r>
           </w:p>
         </w:tc>
@@ -2304,7 +2304,7 @@
                 <w:rFonts w:ascii="Times New Roman" w:hAnsi="Times New Roman"/>
                 <w:sz w:val="20"/>
               </w:rPr>
-              <w:t>0.8953</w:t>
+              <w:t>0.8947</w:t>
             </w:r>
           </w:p>
         </w:tc>
@@ -2378,7 +2378,7 @@
                 <w:rFonts w:ascii="Times New Roman" w:hAnsi="Times New Roman"/>
                 <w:sz w:val="20"/>
               </w:rPr>
-              <w:t>0.3780</w:t>
+              <w:t>0.3900</w:t>
             </w:r>
           </w:p>
         </w:tc>
@@ -2396,7 +2396,7 @@
                 <w:rFonts w:ascii="Times New Roman" w:hAnsi="Times New Roman"/>
                 <w:sz w:val="20"/>
               </w:rPr>
-              <w:t>2.5810</w:t>
+              <w:t>2.5010</w:t>
             </w:r>
           </w:p>
         </w:tc>
@@ -2414,7 +2414,7 @@
                 <w:rFonts w:ascii="Times New Roman" w:hAnsi="Times New Roman"/>
                 <w:sz w:val="20"/>
               </w:rPr>
-              <w:t>0.9803</w:t>
+              <w:t>0.9797</w:t>
             </w:r>
           </w:p>
         </w:tc>
@@ -2488,7 +2488,7 @@
                 <w:rFonts w:ascii="Times New Roman" w:hAnsi="Times New Roman"/>
                 <w:sz w:val="20"/>
               </w:rPr>
-              <w:t>0.3530</w:t>
+              <w:t>0.3650</w:t>
             </w:r>
           </w:p>
         </w:tc>
@@ -2506,7 +2506,7 @@
                 <w:rFonts w:ascii="Times New Roman" w:hAnsi="Times New Roman"/>
                 <w:sz w:val="20"/>
               </w:rPr>
-              <w:t>2.4760</w:t>
+              <w:t>2.3990</w:t>
             </w:r>
           </w:p>
         </w:tc>
@@ -2524,7 +2524,7 @@
                 <w:rFonts w:ascii="Times New Roman" w:hAnsi="Times New Roman"/>
                 <w:sz w:val="20"/>
               </w:rPr>
-              <w:t>0.8931</w:t>
+              <w:t>0.8896</w:t>
             </w:r>
           </w:p>
         </w:tc>
@@ -2598,7 +2598,7 @@
                 <w:rFonts w:ascii="Times New Roman" w:hAnsi="Times New Roman"/>
                 <w:sz w:val="20"/>
               </w:rPr>
-              <w:t>0.1260</w:t>
+              <w:t>0.1300</w:t>
             </w:r>
           </w:p>
         </w:tc>
@@ -2616,7 +2616,7 @@
                 <w:rFonts w:ascii="Times New Roman" w:hAnsi="Times New Roman"/>
                 <w:sz w:val="20"/>
               </w:rPr>
-              <w:t>0.9770</w:t>
+              <w:t>0.9480</w:t>
             </w:r>
           </w:p>
         </w:tc>
@@ -2634,7 +2634,7 @@
                 <w:rFonts w:ascii="Times New Roman" w:hAnsi="Times New Roman"/>
                 <w:sz w:val="20"/>
               </w:rPr>
-              <w:t>0.0450</w:t>
+              <w:t>0.0389</w:t>
             </w:r>
           </w:p>
         </w:tc>
@@ -2708,7 +2708,7 @@
                 <w:rFonts w:ascii="Times New Roman" w:hAnsi="Times New Roman"/>
                 <w:sz w:val="20"/>
               </w:rPr>
-              <w:t>0.2930</w:t>
+              <w:t>0.3000</w:t>
             </w:r>
           </w:p>
         </w:tc>
@@ -2726,7 +2726,7 @@
                 <w:rFonts w:ascii="Times New Roman" w:hAnsi="Times New Roman"/>
                 <w:sz w:val="20"/>
               </w:rPr>
-              <w:t>2.7330</w:t>
+              <w:t>2.6660</w:t>
             </w:r>
           </w:p>
         </w:tc>
@@ -2744,7 +2744,7 @@
                 <w:rFonts w:ascii="Times New Roman" w:hAnsi="Times New Roman"/>
                 <w:sz w:val="20"/>
               </w:rPr>
-              <w:t>0.8447</w:t>
+              <w:t>0.8413</w:t>
             </w:r>
           </w:p>
         </w:tc>
@@ -2818,7 +2818,7 @@
                 <w:rFonts w:ascii="Times New Roman" w:hAnsi="Times New Roman"/>
                 <w:sz w:val="20"/>
               </w:rPr>
-              <w:t>0.1930</w:t>
+              <w:t>0.1980</w:t>
             </w:r>
           </w:p>
         </w:tc>
@@ -2836,7 +2836,7 @@
                 <w:rFonts w:ascii="Times New Roman" w:hAnsi="Times New Roman"/>
                 <w:sz w:val="20"/>
               </w:rPr>
-              <w:t>1.5250</w:t>
+              <w:t>1.4840</w:t>
             </w:r>
           </w:p>
         </w:tc>
@@ -2854,7 +2854,7 @@
                 <w:rFonts w:ascii="Times New Roman" w:hAnsi="Times New Roman"/>
                 <w:sz w:val="20"/>
               </w:rPr>
-              <w:t>0.2463</w:t>
+              <w:t>0.2336</w:t>
             </w:r>
           </w:p>
         </w:tc>
@@ -2928,7 +2928,7 @@
                 <w:rFonts w:ascii="Times New Roman" w:hAnsi="Times New Roman"/>
                 <w:sz w:val="20"/>
               </w:rPr>
-              <w:t>0.2020</w:t>
+              <w:t>0.2090</w:t>
             </w:r>
           </w:p>
         </w:tc>
@@ -2946,7 +2946,7 @@
                 <w:rFonts w:ascii="Times New Roman" w:hAnsi="Times New Roman"/>
                 <w:sz w:val="20"/>
               </w:rPr>
-              <w:t>1.3780</w:t>
+              <w:t>1.3360</w:t>
             </w:r>
           </w:p>
         </w:tc>
@@ -2964,7 +2964,7 @@
                 <w:rFonts w:ascii="Times New Roman" w:hAnsi="Times New Roman"/>
                 <w:sz w:val="20"/>
               </w:rPr>
-              <w:t>0.1920</w:t>
+              <w:t>0.1774</w:t>
             </w:r>
           </w:p>
         </w:tc>
@@ -3038,7 +3038,7 @@
                 <w:rFonts w:ascii="Times New Roman" w:hAnsi="Times New Roman"/>
                 <w:sz w:val="20"/>
               </w:rPr>
-              <w:t>0.1630</w:t>
+              <w:t>0.1730</w:t>
             </w:r>
           </w:p>
         </w:tc>
@@ -3056,7 +3056,7 @@
                 <w:rFonts w:ascii="Times New Roman" w:hAnsi="Times New Roman"/>
                 <w:sz w:val="20"/>
               </w:rPr>
-              <w:t>5.4310</w:t>
+              <w:t>5.1320</w:t>
             </w:r>
           </w:p>
         </w:tc>
@@ -3074,7 +3074,7 @@
                 <w:rFonts w:ascii="Times New Roman" w:hAnsi="Times New Roman"/>
                 <w:sz w:val="20"/>
               </w:rPr>
-              <w:t>0.9463</w:t>
+              <w:t>0.9445</w:t>
             </w:r>
           </w:p>
         </w:tc>
@@ -3148,7 +3148,7 @@
                 <w:rFonts w:ascii="Times New Roman" w:hAnsi="Times New Roman"/>
                 <w:sz w:val="20"/>
               </w:rPr>
-              <w:t>0.4910</w:t>
+              <w:t>0.5070</w:t>
             </w:r>
           </w:p>
         </w:tc>
@@ -3166,7 +3166,7 @@
                 <w:rFonts w:ascii="Times New Roman" w:hAnsi="Times New Roman"/>
                 <w:sz w:val="20"/>
               </w:rPr>
-              <w:t>3.3510</w:t>
+              <w:t>3.2470</w:t>
             </w:r>
           </w:p>
         </w:tc>
@@ -3184,7 +3184,7 @@
                 <w:rFonts w:ascii="Times New Roman" w:hAnsi="Times New Roman"/>
                 <w:sz w:val="20"/>
               </w:rPr>
-              <w:t>0.6105</w:t>
+              <w:t>0.5984</w:t>
             </w:r>
           </w:p>
         </w:tc>
@@ -3258,7 +3258,7 @@
                 <w:rFonts w:ascii="Times New Roman" w:hAnsi="Times New Roman"/>
                 <w:sz w:val="20"/>
               </w:rPr>
-              <w:t>0.3430</w:t>
+              <w:t>0.3540</w:t>
             </w:r>
           </w:p>
         </w:tc>
@@ -3276,7 +3276,7 @@
                 <w:rFonts w:ascii="Times New Roman" w:hAnsi="Times New Roman"/>
                 <w:sz w:val="20"/>
               </w:rPr>
-              <w:t>2.3370</w:t>
+              <w:t>2.2640</w:t>
             </w:r>
           </w:p>
         </w:tc>
@@ -3294,7 +3294,7 @@
                 <w:rFonts w:ascii="Times New Roman" w:hAnsi="Times New Roman"/>
                 <w:sz w:val="20"/>
               </w:rPr>
-              <w:t>0.8204</w:t>
+              <w:t>0.8145</w:t>
             </w:r>
           </w:p>
         </w:tc>
@@ -3606,7 +3606,7 @@
                 <w:rFonts w:ascii="Times New Roman" w:hAnsi="Times New Roman"/>
                 <w:sz w:val="20"/>
               </w:rPr>
-              <w:t>1.8300</w:t>
+              <w:t>1.8290</w:t>
             </w:r>
           </w:p>
         </w:tc>
@@ -3624,7 +3624,7 @@
                 <w:rFonts w:ascii="Times New Roman" w:hAnsi="Times New Roman"/>
                 <w:sz w:val="20"/>
               </w:rPr>
-              <w:t>0.9150</w:t>
+              <w:t>0.9149</w:t>
             </w:r>
           </w:p>
         </w:tc>
@@ -3851,7 +3851,7 @@
           <w:rFonts w:ascii="Times New Roman" w:hAnsi="Times New Roman"/>
           <w:sz w:val="24"/>
         </w:rPr>
-        <w:t xml:space="preserve"> was statistically significant (OR = 5.600, 95% CI: 5.264–5.958, p = 0.0000), indicating that this factor is associated with a higher birth order after controlling for all other variables in the model.</w:t>
+        <w:t xml:space="preserve"> was statistically significant (OR = 5.601, 95% CI: 5.264–5.958, p = 0.0000), indicating that this factor is associated with a higher birth order after controlling for all other variables in the model.</w:t>
       </w:r>
     </w:p>
     <w:p>
@@ -3909,7 +3909,7 @@
           <w:rFonts w:ascii="Times New Roman" w:hAnsi="Times New Roman"/>
           <w:sz w:val="24"/>
         </w:rPr>
-        <w:t xml:space="preserve"> was statistically significant (OR = 44.006, 95% CI: 41.391–46.785, p = 0.0000), indicating that this factor is associated with a higher birth order after controlling for all other variables in the model.</w:t>
+        <w:t xml:space="preserve"> was statistically significant (OR = 44.006, 95% CI: 41.392–46.785, p = 0.0000), indicating that this factor is associated with a higher birth order after controlling for all other variables in the model.</w:t>
       </w:r>
     </w:p>
     <w:p>
@@ -4777,7 +4777,7 @@
                 <w:rFonts w:ascii="Times New Roman" w:hAnsi="Times New Roman"/>
                 <w:sz w:val="20"/>
               </w:rPr>
-              <w:t>0.7724</w:t>
+              <w:t>0.7727</w:t>
             </w:r>
           </w:p>
         </w:tc>
@@ -5437,7 +5437,7 @@
                 <w:rFonts w:ascii="Times New Roman" w:hAnsi="Times New Roman"/>
                 <w:sz w:val="20"/>
               </w:rPr>
-              <w:t>0.7918</w:t>
+              <w:t>0.7917</w:t>
             </w:r>
           </w:p>
         </w:tc>
@@ -5657,7 +5657,7 @@
                 <w:rFonts w:ascii="Times New Roman" w:hAnsi="Times New Roman"/>
                 <w:sz w:val="20"/>
               </w:rPr>
-              <w:t>0.5855</w:t>
+              <w:t>0.5856</w:t>
             </w:r>
           </w:p>
         </w:tc>
@@ -6097,7 +6097,7 @@
                 <w:rFonts w:ascii="Times New Roman" w:hAnsi="Times New Roman"/>
                 <w:sz w:val="20"/>
               </w:rPr>
-              <w:t>0.2399</w:t>
+              <w:t>0.2404</w:t>
             </w:r>
           </w:p>
         </w:tc>
@@ -6317,7 +6317,7 @@
                 <w:rFonts w:ascii="Times New Roman" w:hAnsi="Times New Roman"/>
                 <w:sz w:val="20"/>
               </w:rPr>
-              <w:t>0.9274</w:t>
+              <w:t>0.9275</w:t>
             </w:r>
           </w:p>
         </w:tc>
@@ -8099,7 +8099,7 @@
                 <w:rFonts w:ascii="Times New Roman" w:hAnsi="Times New Roman"/>
                 <w:sz w:val="20"/>
               </w:rPr>
-              <w:t>7.7440</w:t>
+              <w:t>7.7430</w:t>
             </w:r>
           </w:p>
         </w:tc>
@@ -8319,7 +8319,7 @@
                 <w:rFonts w:ascii="Times New Roman" w:hAnsi="Times New Roman"/>
                 <w:sz w:val="20"/>
               </w:rPr>
-              <w:t>11.0030</w:t>
+              <w:t>11.0020</w:t>
             </w:r>
           </w:p>
         </w:tc>
@@ -8539,7 +8539,7 @@
                 <w:rFonts w:ascii="Times New Roman" w:hAnsi="Times New Roman"/>
                 <w:sz w:val="20"/>
               </w:rPr>
-              <w:t>4.8910</w:t>
+              <w:t>4.8900</w:t>
             </w:r>
           </w:p>
         </w:tc>
@@ -8557,7 +8557,7 @@
                 <w:rFonts w:ascii="Times New Roman" w:hAnsi="Times New Roman"/>
                 <w:sz w:val="20"/>
               </w:rPr>
-              <w:t>0.4557</w:t>
+              <w:t>0.4558</w:t>
             </w:r>
           </w:p>
         </w:tc>
@@ -8777,7 +8777,7 @@
                 <w:rFonts w:ascii="Times New Roman" w:hAnsi="Times New Roman"/>
                 <w:sz w:val="20"/>
               </w:rPr>
-              <w:t>0.0273</w:t>
+              <w:t>0.0274</w:t>
             </w:r>
           </w:p>
         </w:tc>
@@ -9601,7 +9601,7 @@
                 <w:rFonts w:ascii="Times New Roman" w:hAnsi="Times New Roman"/>
                 <w:sz w:val="20"/>
               </w:rPr>
-              <w:t>693,487.81</w:t>
+              <w:t>693,483.22</w:t>
             </w:r>
           </w:p>
         </w:tc>
@@ -9619,7 +9619,7 @@
                 <w:rFonts w:ascii="Times New Roman" w:hAnsi="Times New Roman"/>
                 <w:sz w:val="20"/>
               </w:rPr>
-              <w:t>693,786.59</w:t>
+              <w:t>693,782.00</w:t>
             </w:r>
           </w:p>
         </w:tc>
@@ -9637,7 +9637,7 @@
                 <w:rFonts w:ascii="Times New Roman" w:hAnsi="Times New Roman"/>
                 <w:sz w:val="20"/>
               </w:rPr>
-              <w:t>-346,715.91</w:t>
+              <w:t>-346,713.61</w:t>
             </w:r>
           </w:p>
         </w:tc>
@@ -9729,7 +9729,7 @@
                 <w:rFonts w:ascii="Times New Roman" w:hAnsi="Times New Roman"/>
                 <w:sz w:val="20"/>
               </w:rPr>
-              <w:t>885,483.43</w:t>
+              <w:t>885,478.13</w:t>
             </w:r>
           </w:p>
         </w:tc>
@@ -9747,7 +9747,7 @@
                 <w:rFonts w:ascii="Times New Roman" w:hAnsi="Times New Roman"/>
                 <w:sz w:val="20"/>
               </w:rPr>
-              <w:t>-3,924,876.34</w:t>
+              <w:t>-3,924,850.30</w:t>
             </w:r>
           </w:p>
         </w:tc>
@@ -9765,7 +9765,7 @@
                 <w:rFonts w:ascii="Times New Roman" w:hAnsi="Times New Roman"/>
                 <w:sz w:val="20"/>
               </w:rPr>
-              <w:t>-442,720.71</w:t>
+              <w:t>-442,718.06</w:t>
             </w:r>
           </w:p>
         </w:tc>
@@ -9857,7 +9857,7 @@
                 <w:rFonts w:ascii="Times New Roman" w:hAnsi="Times New Roman"/>
                 <w:sz w:val="20"/>
               </w:rPr>
-              <w:t>367,895.55</w:t>
+              <w:t>367,891.27</w:t>
             </w:r>
           </w:p>
         </w:tc>
@@ -9875,7 +9875,7 @@
                 <w:rFonts w:ascii="Times New Roman" w:hAnsi="Times New Roman"/>
                 <w:sz w:val="20"/>
               </w:rPr>
-              <w:t>368,119.64</w:t>
+              <w:t>368,115.35</w:t>
             </w:r>
           </w:p>
         </w:tc>
@@ -9893,7 +9893,7 @@
                 <w:rFonts w:ascii="Times New Roman" w:hAnsi="Times New Roman"/>
                 <w:sz w:val="20"/>
               </w:rPr>
-              <w:t>-183,926.78</w:t>
+              <w:t>-183,924.63</w:t>
             </w:r>
           </w:p>
         </w:tc>
@@ -9926,7 +9926,7 @@
           <w:rFonts w:ascii="Times New Roman" w:hAnsi="Times New Roman"/>
           <w:sz w:val="24"/>
         </w:rPr>
-        <w:t xml:space="preserve"> returned the lowest AIC value (367,895.55), indicating it provides the best balance of fit and parsimony among the three competing specifications. The Poisson Regression had the highest AIC (885,483.43), a difference of ΔAIC = 517,587.88. In general, a ΔAIC greater than 10 provides strong evidence in favour of the lower-AIC model (Burnham &amp; Anderson, 2002).</w:t>
+        <w:t xml:space="preserve"> returned the lowest AIC value (367,891.27), indicating it provides the best balance of fit and parsimony among the three competing specifications. The Poisson Regression had the highest AIC (885,478.13), a difference of ΔAIC = 517,586.86. In general, a ΔAIC greater than 10 provides strong evidence in favour of the lower-AIC model (Burnham &amp; Anderson, 2002).</w:t>
       </w:r>
     </w:p>
     <w:p>
